--- a/arb/docx/11.content.docx
+++ b/arb/docx/11.content.docx
@@ -9,6 +9,8 @@
       </w:pPr>
       <w:r>
         <w:rPr>
+          <w:rtl/>
+          <w:cs/>
           <w:lang w:val="ar_AE" w:bidi="ar_AE"/>
         </w:rPr>
       </w:r>
@@ -20,12 +22,16 @@
       </w:pPr>
       <w:r>
         <w:rPr>
+          <w:rtl/>
+          <w:cs/>
           <w:lang w:val="ar_AE" w:bidi="ar_AE"/>
         </w:rPr>
         <w:t>Resource: Biblica Study Notes</w:t>
       </w:r>
       <w:r>
         <w:rPr>
+          <w:rtl/>
+          <w:cs/>
           <w:lang w:val="ar_AE" w:bidi="ar_AE"/>
         </w:rPr>
       </w:r>
@@ -36,53 +42,71 @@
       </w:pPr>
       <w:r>
         <w:rPr>
+          <w:rtl/>
+          <w:cs/>
           <w:lang w:val="ar_AE" w:bidi="ar_AE"/>
         </w:rPr>
       </w:r>
       <w:r>
         <w:rPr>
           <w:b/>
+          <w:rtl/>
+          <w:cs/>
           <w:lang w:val="ar_AE" w:bidi="ar_AE"/>
         </w:rPr>
         <w:t>Biblica Study Notes (Book Intros)</w:t>
       </w:r>
       <w:r>
         <w:rPr>
+          <w:rtl/>
+          <w:cs/>
           <w:lang w:val="ar_AE" w:bidi="ar_AE"/>
         </w:rPr>
         <w:t xml:space="preserve"> © 2023 Biblica Inc. Released under CC BY-SA 4.0 license. </w:t>
       </w:r>
       <w:r>
         <w:rPr>
+          <w:rtl/>
+          <w:cs/>
           <w:lang w:val="ar_AE" w:bidi="ar_AE"/>
         </w:rPr>
         <w:t>Biblica Study Notes</w:t>
       </w:r>
       <w:r>
         <w:rPr>
+          <w:rtl/>
+          <w:cs/>
           <w:lang w:val="ar_AE" w:bidi="ar_AE"/>
         </w:rPr>
         <w:t xml:space="preserve"> has been adapted in the following languages: Tok Pisin, Arabic (عربي), French (Français), Hindi (हिंदी), Indonesian (Bahasa Indonesia), Portuguese (Português), Russian (Русский), Spanish (Español), Swahili (Kiswahili), and Simplified Chinese (简体中文)from </w:t>
       </w:r>
       <w:r>
         <w:rPr>
+          <w:rtl/>
+          <w:cs/>
           <w:lang w:val="ar_AE" w:bidi="ar_AE"/>
         </w:rPr>
         <w:t>Biblica Study Notes</w:t>
       </w:r>
       <w:r>
         <w:rPr>
+          <w:rtl/>
+          <w:cs/>
           <w:lang w:val="ar_AE" w:bidi="ar_AE"/>
         </w:rPr>
         <w:t xml:space="preserve"> © 2023 Biblica Inc. Released under CC BY-SA 4.0 license by Mission Mutual</w:t>
       </w:r>
       <w:r>
         <w:rPr>
-          <w:lang w:val="ar_AE" w:bidi="ar_AE"/>
-        </w:rPr>
-      </w:r>
-      <w:r>
-        <w:rPr>
+          <w:rtl/>
+          <w:cs/>
+          <w:lang w:val="ar_AE" w:bidi="ar_AE"/>
+        </w:rPr>
+      </w:r>
+      <w:r>
+        <w:rPr>
+          <w:rtl/>
+          <w:cs/>
           <w:lang w:val="ar_AE" w:bidi="ar_AE"/>
         </w:rPr>
       </w:r>
@@ -94,6 +118,8 @@
       </w:pPr>
       <w:r>
         <w:rPr>
+          <w:rtl/>
+          <w:cs/>
           <w:lang w:val="ar_AE" w:bidi="ar_AE"/>
         </w:rPr>
         <w:t>Biblica Study Notes</w:t>
@@ -123,6 +149,8 @@
       </w:pPr>
       <w:r>
         <w:rPr>
+          <w:rtl/>
+          <w:cs/>
           <w:lang w:val="ar_AE" w:bidi="ar_AE"/>
         </w:rPr>
       </w:r>
@@ -134,12 +162,16 @@
       </w:pPr>
       <w:r>
         <w:rPr>
+          <w:rtl/>
+          <w:cs/>
           <w:lang w:val="ar_AE" w:bidi="ar_AE"/>
         </w:rPr>
         <w:t>1KI</w:t>
       </w:r>
       <w:r>
         <w:rPr>
+          <w:rtl/>
+          <w:cs/>
           <w:lang w:val="ar_AE" w:bidi="ar_AE"/>
         </w:rPr>
       </w:r>
@@ -150,22 +182,30 @@
       </w:pPr>
       <w:r>
         <w:rPr>
-          <w:lang w:val="ar_AE" w:bidi="ar_AE"/>
-        </w:rPr>
-      </w:r>
-      <w:r>
-        <w:rPr>
+          <w:rtl/>
+          <w:cs/>
+          <w:lang w:val="ar_AE" w:bidi="ar_AE"/>
+        </w:rPr>
+      </w:r>
+      <w:r>
+        <w:rPr>
+          <w:rtl/>
+          <w:cs/>
           <w:lang w:val="ar_AE" w:bidi="ar_AE"/>
         </w:rPr>
         <w:t xml:space="preserve"> </w:t>
       </w:r>
       <w:r>
         <w:rPr>
-          <w:lang w:val="ar_AE" w:bidi="ar_AE"/>
-        </w:rPr>
-      </w:r>
-      <w:r>
-        <w:rPr>
+          <w:rtl/>
+          <w:cs/>
+          <w:lang w:val="ar_AE" w:bidi="ar_AE"/>
+        </w:rPr>
+      </w:r>
+      <w:r>
+        <w:rPr>
+          <w:rtl/>
+          <w:cs/>
           <w:lang w:val="ar_AE" w:bidi="ar_AE"/>
         </w:rPr>
       </w:r>
@@ -191,6 +231,8 @@
       </w:pPr>
       <w:r>
         <w:rPr>
+          <w:rtl/>
+          <w:cs/>
           <w:lang w:val="ar_AE" w:bidi="ar_AE"/>
         </w:rPr>
       </w:r>
@@ -202,12 +244,16 @@
       </w:pPr>
       <w:r>
         <w:rPr>
+          <w:rtl/>
+          <w:cs/>
           <w:lang w:val="ar_AE" w:bidi="ar_AE"/>
         </w:rPr>
         <w:t>الملوك الأول</w:t>
       </w:r>
       <w:r>
         <w:rPr>
+          <w:rtl/>
+          <w:cs/>
           <w:lang w:val="ar_AE" w:bidi="ar_AE"/>
         </w:rPr>
       </w:r>
@@ -218,12 +264,16 @@
       </w:pPr>
       <w:r>
         <w:rPr>
+          <w:rtl/>
+          <w:cs/>
           <w:lang w:val="ar_AE" w:bidi="ar_AE"/>
         </w:rPr>
       </w:r>
       <w:r>
         <w:rPr>
           <w:b/>
+          <w:rtl/>
+          <w:cs/>
           <w:lang w:val="ar_AE" w:bidi="ar_AE"/>
         </w:rPr>
         <w:t>ما هو سفر الملوك الأول؟</w:t>
@@ -238,11 +288,15 @@
       </w:pPr>
       <w:r>
         <w:rPr>
-          <w:lang w:val="ar_AE" w:bidi="ar_AE"/>
-        </w:rPr>
-      </w:r>
-      <w:r>
-        <w:rPr>
+          <w:rtl/>
+          <w:cs/>
+          <w:lang w:val="ar_AE" w:bidi="ar_AE"/>
+        </w:rPr>
+      </w:r>
+      <w:r>
+        <w:rPr>
+          <w:rtl/>
+          <w:cs/>
           <w:lang w:val="ar_AE" w:bidi="ar_AE"/>
         </w:rPr>
         <w:t>الملوك الأول هو سرد لتاريخ إسرائيل. وقد وقعت هذه الأحداث بين سنة 970 وسنة 850 قبل الميلاد. وتم تناقل القصص حول هذه الأحداث عبر مئات السنين. كما تم تناقلها داخل العائلات الإسرائيلية واليهودية.</w:t>
@@ -257,11 +311,15 @@
       </w:pPr>
       <w:r>
         <w:rPr>
-          <w:lang w:val="ar_AE" w:bidi="ar_AE"/>
-        </w:rPr>
-      </w:r>
-      <w:r>
-        <w:rPr>
+          <w:rtl/>
+          <w:cs/>
+          <w:lang w:val="ar_AE" w:bidi="ar_AE"/>
+        </w:rPr>
+      </w:r>
+      <w:r>
+        <w:rPr>
+          <w:rtl/>
+          <w:cs/>
           <w:lang w:val="ar_AE" w:bidi="ar_AE"/>
         </w:rPr>
         <w:t>يُعتقد أن هذه القصص تمت كتابتها بواسطة أشخاص من شعب إسرائيل. كما يُعتقد أنها كُتبت حوالي عام 560 قبل الميلاد.</w:t>
@@ -276,11 +334,15 @@
       </w:pPr>
       <w:r>
         <w:rPr>
-          <w:lang w:val="ar_AE" w:bidi="ar_AE"/>
-        </w:rPr>
-      </w:r>
-      <w:r>
-        <w:rPr>
+          <w:rtl/>
+          <w:cs/>
+          <w:lang w:val="ar_AE" w:bidi="ar_AE"/>
+        </w:rPr>
+      </w:r>
+      <w:r>
+        <w:rPr>
+          <w:rtl/>
+          <w:cs/>
           <w:lang w:val="ar_AE" w:bidi="ar_AE"/>
         </w:rPr>
         <w:t>كان سفرا الملوك الأول والثاني كتابًا واحدًا عند كتابتهما أول مرة. ولاحقًا تم تقسيمهما إلى سفرين.</w:t>
@@ -292,12 +354,16 @@
       </w:pPr>
       <w:r>
         <w:rPr>
+          <w:rtl/>
+          <w:cs/>
           <w:lang w:val="ar_AE" w:bidi="ar_AE"/>
         </w:rPr>
       </w:r>
       <w:r>
         <w:rPr>
           <w:b/>
+          <w:rtl/>
+          <w:cs/>
           <w:lang w:val="ar_AE" w:bidi="ar_AE"/>
         </w:rPr>
         <w:t>لمن كُتب هذا السفر؟</w:t>
@@ -312,11 +378,15 @@
       </w:pPr>
       <w:r>
         <w:rPr>
-          <w:lang w:val="ar_AE" w:bidi="ar_AE"/>
-        </w:rPr>
-      </w:r>
-      <w:r>
-        <w:rPr>
+          <w:rtl/>
+          <w:cs/>
+          <w:lang w:val="ar_AE" w:bidi="ar_AE"/>
+        </w:rPr>
+      </w:r>
+      <w:r>
+        <w:rPr>
+          <w:rtl/>
+          <w:cs/>
           <w:lang w:val="ar_AE" w:bidi="ar_AE"/>
         </w:rPr>
         <w:t>لشعب إسرائيل.</w:t>
@@ -328,12 +398,16 @@
       </w:pPr>
       <w:r>
         <w:rPr>
+          <w:rtl/>
+          <w:cs/>
           <w:lang w:val="ar_AE" w:bidi="ar_AE"/>
         </w:rPr>
       </w:r>
       <w:r>
         <w:rPr>
           <w:b/>
+          <w:rtl/>
+          <w:cs/>
           <w:lang w:val="ar_AE" w:bidi="ar_AE"/>
         </w:rPr>
         <w:t>لماذا كُتب سفر الملوك الأول؟</w:t>
@@ -348,11 +422,15 @@
       </w:pPr>
       <w:r>
         <w:rPr>
-          <w:lang w:val="ar_AE" w:bidi="ar_AE"/>
-        </w:rPr>
-      </w:r>
-      <w:r>
-        <w:rPr>
+          <w:rtl/>
+          <w:cs/>
+          <w:lang w:val="ar_AE" w:bidi="ar_AE"/>
+        </w:rPr>
+      </w:r>
+      <w:r>
+        <w:rPr>
+          <w:rtl/>
+          <w:cs/>
           <w:lang w:val="ar_AE" w:bidi="ar_AE"/>
         </w:rPr>
         <w:t>كسجل لحُكم سليمان ولحُكم الملوك بعده.</w:t>
@@ -367,11 +445,15 @@
       </w:pPr>
       <w:r>
         <w:rPr>
-          <w:lang w:val="ar_AE" w:bidi="ar_AE"/>
-        </w:rPr>
-      </w:r>
-      <w:r>
-        <w:rPr>
+          <w:rtl/>
+          <w:cs/>
+          <w:lang w:val="ar_AE" w:bidi="ar_AE"/>
+        </w:rPr>
+      </w:r>
+      <w:r>
+        <w:rPr>
+          <w:rtl/>
+          <w:cs/>
           <w:lang w:val="ar_AE" w:bidi="ar_AE"/>
         </w:rPr>
         <w:t>كسجل لكيفية انقسام أمة إسرائيل إلى مملكتين.</w:t>
@@ -386,11 +468,15 @@
       </w:pPr>
       <w:r>
         <w:rPr>
-          <w:lang w:val="ar_AE" w:bidi="ar_AE"/>
-        </w:rPr>
-      </w:r>
-      <w:r>
-        <w:rPr>
+          <w:rtl/>
+          <w:cs/>
+          <w:lang w:val="ar_AE" w:bidi="ar_AE"/>
+        </w:rPr>
+      </w:r>
+      <w:r>
+        <w:rPr>
+          <w:rtl/>
+          <w:cs/>
           <w:lang w:val="ar_AE" w:bidi="ar_AE"/>
         </w:rPr>
         <w:t>لإظهار كيف كان ملوك إسرائيل والأنبياء والشعب أمناء لله أو يعصون الله.</w:t>
@@ -405,11 +491,15 @@
       </w:pPr>
       <w:r>
         <w:rPr>
-          <w:lang w:val="ar_AE" w:bidi="ar_AE"/>
-        </w:rPr>
-      </w:r>
-      <w:r>
-        <w:rPr>
+          <w:rtl/>
+          <w:cs/>
+          <w:lang w:val="ar_AE" w:bidi="ar_AE"/>
+        </w:rPr>
+      </w:r>
+      <w:r>
+        <w:rPr>
+          <w:rtl/>
+          <w:cs/>
           <w:lang w:val="ar_AE" w:bidi="ar_AE"/>
         </w:rPr>
         <w:t>أسفار صموئيل الأول، صموئيل الثاني، الملوك الأول والملوك الثاني هي أربعة أجزاء من نفس القصة. معًا يسجلون أكثر من 400 عام من تاريخ إسرائيل.</w:t>
@@ -421,12 +511,16 @@
       </w:pPr>
       <w:r>
         <w:rPr>
+          <w:rtl/>
+          <w:cs/>
           <w:lang w:val="ar_AE" w:bidi="ar_AE"/>
         </w:rPr>
       </w:r>
       <w:r>
         <w:rPr>
           <w:b/>
+          <w:rtl/>
+          <w:cs/>
           <w:lang w:val="ar_AE" w:bidi="ar_AE"/>
         </w:rPr>
         <w:t>الأفكار الرئيسية</w:t>
@@ -441,11 +535,15 @@
       </w:pPr>
       <w:r>
         <w:rPr>
-          <w:lang w:val="ar_AE" w:bidi="ar_AE"/>
-        </w:rPr>
-      </w:r>
-      <w:r>
-        <w:rPr>
+          <w:rtl/>
+          <w:cs/>
+          <w:lang w:val="ar_AE" w:bidi="ar_AE"/>
+        </w:rPr>
+      </w:r>
+      <w:r>
+        <w:rPr>
+          <w:rtl/>
+          <w:cs/>
           <w:lang w:val="ar_AE" w:bidi="ar_AE"/>
         </w:rPr>
         <w:t>استخدم الله الهيكل كما استخدم الخيمة المقدسة (خيمة الاجتماع).</w:t>
@@ -460,11 +558,15 @@
       </w:pPr>
       <w:r>
         <w:rPr>
-          <w:lang w:val="ar_AE" w:bidi="ar_AE"/>
-        </w:rPr>
-      </w:r>
-      <w:r>
-        <w:rPr>
+          <w:rtl/>
+          <w:cs/>
+          <w:lang w:val="ar_AE" w:bidi="ar_AE"/>
+        </w:rPr>
+      </w:r>
+      <w:r>
+        <w:rPr>
+          <w:rtl/>
+          <w:cs/>
           <w:lang w:val="ar_AE" w:bidi="ar_AE"/>
         </w:rPr>
         <w:t>لم يكن العديد من الملوك في نسل داود أمناء لعهد الله مع داود. لكن ظل الله أمينًا لجميع عهوده مع شعبه.</w:t>
@@ -479,11 +581,15 @@
       </w:pPr>
       <w:r>
         <w:rPr>
-          <w:lang w:val="ar_AE" w:bidi="ar_AE"/>
-        </w:rPr>
-      </w:r>
-      <w:r>
-        <w:rPr>
+          <w:rtl/>
+          <w:cs/>
+          <w:lang w:val="ar_AE" w:bidi="ar_AE"/>
+        </w:rPr>
+      </w:r>
+      <w:r>
+        <w:rPr>
+          <w:rtl/>
+          <w:cs/>
           <w:lang w:val="ar_AE" w:bidi="ar_AE"/>
         </w:rPr>
         <w:t>تحدى الأنبياء الحُكَّام الذين لم يكونوا أمناء لله.</w:t>
@@ -495,12 +601,16 @@
       </w:pPr>
       <w:r>
         <w:rPr>
+          <w:rtl/>
+          <w:cs/>
           <w:lang w:val="ar_AE" w:bidi="ar_AE"/>
         </w:rPr>
       </w:r>
       <w:r>
         <w:rPr>
           <w:b/>
+          <w:rtl/>
+          <w:cs/>
           <w:lang w:val="ar_AE" w:bidi="ar_AE"/>
         </w:rPr>
         <w:t>مخطط السفر</w:t>
@@ -512,12 +622,16 @@
       </w:pPr>
       <w:r>
         <w:rPr>
+          <w:rtl/>
+          <w:cs/>
           <w:lang w:val="ar_AE" w:bidi="ar_AE"/>
         </w:rPr>
       </w:r>
       <w:r>
         <w:rPr>
           <w:b/>
+          <w:rtl/>
+          <w:cs/>
           <w:lang w:val="ar_AE" w:bidi="ar_AE"/>
         </w:rPr>
         <w:t>حُكم سليمان كملك (1 ­– 11).</w:t>
@@ -529,12 +643,16 @@
       </w:pPr>
       <w:r>
         <w:rPr>
+          <w:rtl/>
+          <w:cs/>
           <w:lang w:val="ar_AE" w:bidi="ar_AE"/>
         </w:rPr>
       </w:r>
       <w:r>
         <w:rPr>
           <w:b/>
+          <w:rtl/>
+          <w:cs/>
           <w:lang w:val="ar_AE" w:bidi="ar_AE"/>
         </w:rPr>
         <w:t>إسرائيل تنقسم إلى مملكتين تحت حكم رحبعام ويربعام (12 ­– 14).</w:t>
@@ -546,23 +664,31 @@
       </w:pPr>
       <w:r>
         <w:rPr>
+          <w:rtl/>
+          <w:cs/>
           <w:lang w:val="ar_AE" w:bidi="ar_AE"/>
         </w:rPr>
       </w:r>
       <w:r>
         <w:rPr>
           <w:b/>
+          <w:rtl/>
+          <w:cs/>
           <w:lang w:val="ar_AE" w:bidi="ar_AE"/>
         </w:rPr>
         <w:t>ملوك المملكة الشمالية وملوك المملكة الجنوبية (15 - 22).</w:t>
       </w:r>
       <w:r>
         <w:rPr>
-          <w:lang w:val="ar_AE" w:bidi="ar_AE"/>
-        </w:rPr>
-      </w:r>
-      <w:r>
-        <w:rPr>
+          <w:rtl/>
+          <w:cs/>
+          <w:lang w:val="ar_AE" w:bidi="ar_AE"/>
+        </w:rPr>
+      </w:r>
+      <w:r>
+        <w:rPr>
+          <w:rtl/>
+          <w:cs/>
           <w:lang w:val="ar_AE" w:bidi="ar_AE"/>
         </w:rPr>
       </w:r>
